--- a/Week3/DWH_BigQuery_Review.docx
+++ b/Week3/DWH_BigQuery_Review.docx
@@ -8477,10 +8477,10 @@
         <w:spacing w:after="0" w:line="240" w:lineRule="auto"/>
         <w:textAlignment w:val="baseline"/>
         <w:rPr>
-          <w:rFonts w:ascii="Segoe UI" w:eastAsia="Times New Roman" w:hAnsi="Segoe UI" w:cs="Segoe UI"/>
-          <w:kern w:val="0"/>
-          <w:sz w:val="18"/>
-          <w:szCs w:val="18"/>
+          <w:rFonts w:ascii="Calibri" w:eastAsia="Times New Roman" w:hAnsi="Calibri" w:cs="Calibri"/>
+          <w:kern w:val="0"/>
+          <w:sz w:val="24"/>
+          <w:szCs w:val="24"/>
           <w14:ligatures w14:val="none"/>
         </w:rPr>
       </w:pPr>
@@ -8538,23 +8538,13 @@
         <w:spacing w:after="0" w:line="240" w:lineRule="auto"/>
         <w:textAlignment w:val="baseline"/>
         <w:rPr>
-          <w:rFonts w:ascii="Segoe UI" w:eastAsia="Times New Roman" w:hAnsi="Segoe UI" w:cs="Segoe UI"/>
-          <w:kern w:val="0"/>
-          <w:sz w:val="18"/>
-          <w:szCs w:val="18"/>
-          <w14:ligatures w14:val="none"/>
-        </w:rPr>
-      </w:pPr>
-      <w:r>
-        <w:rPr>
-          <w:rFonts w:ascii="Calibri" w:eastAsia="Times New Roman" w:hAnsi="Calibri" w:cs="Calibri"/>
-          <w:kern w:val="0"/>
-          <w:sz w:val="24"/>
-          <w:szCs w:val="24"/>
-          <w14:ligatures w14:val="none"/>
-        </w:rPr>
-        <w:t xml:space="preserve">Yes, </w:t>
-      </w:r>
+          <w:rFonts w:ascii="Calibri" w:eastAsia="Times New Roman" w:hAnsi="Calibri" w:cs="Calibri"/>
+          <w:kern w:val="0"/>
+          <w:sz w:val="24"/>
+          <w:szCs w:val="24"/>
+          <w14:ligatures w14:val="none"/>
+        </w:rPr>
+      </w:pPr>
       <w:proofErr w:type="spellStart"/>
       <w:r>
         <w:rPr>
@@ -8575,53 +8565,63 @@
           <w:szCs w:val="24"/>
           <w14:ligatures w14:val="none"/>
         </w:rPr>
-        <w:t xml:space="preserve"> is the best ETL software </w:t>
-      </w:r>
-      <w:proofErr w:type="gramStart"/>
-      <w:r>
-        <w:rPr>
-          <w:rFonts w:ascii="Calibri" w:eastAsia="Times New Roman" w:hAnsi="Calibri" w:cs="Calibri"/>
-          <w:kern w:val="0"/>
-          <w:sz w:val="24"/>
-          <w:szCs w:val="24"/>
-          <w14:ligatures w14:val="none"/>
-        </w:rPr>
-        <w:t>solutions</w:t>
-      </w:r>
-      <w:proofErr w:type="gramEnd"/>
-      <w:r>
-        <w:rPr>
-          <w:rFonts w:ascii="Calibri" w:eastAsia="Times New Roman" w:hAnsi="Calibri" w:cs="Calibri"/>
-          <w:kern w:val="0"/>
-          <w:sz w:val="24"/>
-          <w:szCs w:val="24"/>
-          <w14:ligatures w14:val="none"/>
-        </w:rPr>
-        <w:t xml:space="preserve"> for businesses that want to manage their data from various sources and get the most out of their data insights. These businesses aim to gain as much as they can from their data. </w:t>
-      </w:r>
-    </w:p>
-    <w:p>
-      <w:pPr>
-        <w:spacing w:after="0" w:line="240" w:lineRule="auto"/>
-        <w:textAlignment w:val="baseline"/>
-        <w:rPr>
-          <w:rFonts w:ascii="Segoe UI" w:eastAsia="Times New Roman" w:hAnsi="Segoe UI" w:cs="Segoe UI"/>
-          <w:kern w:val="0"/>
-          <w:sz w:val="18"/>
-          <w:szCs w:val="18"/>
-          <w14:ligatures w14:val="none"/>
-        </w:rPr>
-      </w:pPr>
-      <w:r>
-        <w:rPr>
-          <w:rFonts w:ascii="Calibri" w:eastAsia="Times New Roman" w:hAnsi="Calibri" w:cs="Calibri"/>
-          <w:kern w:val="0"/>
-          <w:sz w:val="24"/>
-          <w:szCs w:val="24"/>
-          <w14:ligatures w14:val="none"/>
-        </w:rPr>
-        <w:t>  </w:t>
-      </w:r>
+        <w:t xml:space="preserve"> is</w:t>
+      </w:r>
+      <w:r>
+        <w:rPr>
+          <w:rFonts w:ascii="Calibri" w:eastAsia="Times New Roman" w:hAnsi="Calibri" w:cs="Calibri"/>
+          <w:kern w:val="0"/>
+          <w:sz w:val="24"/>
+          <w:szCs w:val="24"/>
+          <w14:ligatures w14:val="none"/>
+        </w:rPr>
+        <w:t xml:space="preserve"> not a dedicated ETL tool. While </w:t>
+      </w:r>
+      <w:proofErr w:type="spellStart"/>
+      <w:r>
+        <w:rPr>
+          <w:rFonts w:ascii="Calibri" w:eastAsia="Times New Roman" w:hAnsi="Calibri" w:cs="Calibri"/>
+          <w:kern w:val="0"/>
+          <w:sz w:val="24"/>
+          <w:szCs w:val="24"/>
+          <w14:ligatures w14:val="none"/>
+        </w:rPr>
+        <w:t>BigQuery</w:t>
+      </w:r>
+      <w:proofErr w:type="spellEnd"/>
+      <w:r>
+        <w:rPr>
+          <w:rFonts w:ascii="Calibri" w:eastAsia="Times New Roman" w:hAnsi="Calibri" w:cs="Calibri"/>
+          <w:kern w:val="0"/>
+          <w:sz w:val="24"/>
+          <w:szCs w:val="24"/>
+          <w14:ligatures w14:val="none"/>
+        </w:rPr>
+        <w:t xml:space="preserve"> is a powerful tool for querying and analyzing large datasets, it is not a traditional ETL (Extract, Transform, Load) tool</w:t>
+      </w:r>
+      <w:r>
+        <w:rPr>
+          <w:rFonts w:ascii="Calibri" w:eastAsia="Times New Roman" w:hAnsi="Calibri" w:cs="Calibri"/>
+          <w:kern w:val="0"/>
+          <w:sz w:val="24"/>
+          <w:szCs w:val="24"/>
+          <w14:ligatures w14:val="none"/>
+        </w:rPr>
+        <w:t>, but can be used in conjunction with ETL tools as part of a data pipeline.</w:t>
+      </w:r>
+    </w:p>
+    <w:p>
+      <w:pPr>
+        <w:spacing w:after="0" w:line="240" w:lineRule="auto"/>
+        <w:textAlignment w:val="baseline"/>
+        <w:rPr>
+          <w:rFonts w:ascii="Segoe UI" w:eastAsia="Times New Roman" w:hAnsi="Segoe UI" w:cs="Segoe UI"/>
+          <w:kern w:val="0"/>
+          <w:sz w:val="18"/>
+          <w:szCs w:val="18"/>
+          <w14:ligatures w14:val="none"/>
+        </w:rPr>
+      </w:pPr>
     </w:p>
     <w:p>
       <w:pPr>
@@ -11075,6 +11075,11 @@
       <w:contextualSpacing/>
     </w:pPr>
   </w:style>
+  <w:style w:type="character" w:customStyle="1" w:styleId="ui-provider">
+    <w:name w:val="ui-provider"/>
+    <w:basedOn w:val="DefaultParagraphFont"/>
+    <w:rsid w:val="001415D7"/>
+  </w:style>
 </w:styles>
 </file>
 
